--- a/docs/行政操作SOP.docx
+++ b/docs/行政操作SOP.docx
@@ -31,7 +31,7 @@
           <w:sz w:val="20"/>
           <w:szCs w:val="20"/>
         </w:rPr>
-        <w:t xml:space="preserve">Version 3.2  |  2026年7月</w:t>
+        <w:t xml:space="preserve">Version 3.3  |  2026年8月</w:t>
       </w:r>
     </w:p>
     <w:p>
@@ -663,7 +663,7 @@
           <w:sz w:val="21"/>
           <w:szCs w:val="21"/>
         </w:rPr>
-        <w:t xml:space="preserve">设备型号（如：ThinkPad T14）</w:t>
+        <w:t xml:space="preserve">联系方式：电话 / 企业微信 / 私人微信</w:t>
       </w:r>
     </w:p>
     <w:p>
@@ -681,7 +681,7 @@
           <w:sz w:val="21"/>
           <w:szCs w:val="21"/>
         </w:rPr>
-        <w:t xml:space="preserve">序列号</w:t>
+        <w:t xml:space="preserve">设备台账：点击"+ 添加设备"逐行登记，每行字段包含 花名、设备型号、品牌、序列号、企业微信账号、私人微信账号、其他账号登记</w:t>
       </w:r>
     </w:p>
     <w:p>
@@ -699,7 +699,7 @@
           <w:sz w:val="21"/>
           <w:szCs w:val="21"/>
         </w:rPr>
-        <w:t xml:space="preserve">配件情况（如：扩展坞、外接显示器）</w:t>
+        <w:t xml:space="preserve">多台设备时每台单独一行，可随时增加或删除行</w:t>
       </w:r>
     </w:p>
     <w:p>
@@ -1063,7 +1063,7 @@
           <w:sz w:val="21"/>
           <w:szCs w:val="21"/>
         </w:rPr>
-        <w:t xml:space="preserve">设备信息务必准确填写，包括序列号</w:t>
+        <w:t xml:space="preserve">设备台账逐行登记，序列号务必准确；联系方式（电话/企微/微信）一并登记</w:t>
       </w:r>
     </w:p>
     <w:p>
@@ -1964,7 +1964,7 @@
         <w:sz w:val="16"/>
         <w:szCs w:val="16"/>
       </w:rPr>
-      <w:t xml:space="preserve">行政操作SOP v3.2</w:t>
+      <w:t xml:space="preserve">行政操作SOP v3.3</w:t>
     </w:r>
   </w:p>
 </w:hdr>
